--- a/app/assets/templates/Informe_Accidente_Sencillo.docx
+++ b/app/assets/templates/Informe_Accidente_Sencillo.docx
@@ -2193,34 +2193,11 @@
         <w:jc w:val="both"/>
         <w:rPr>
           <w:rFonts w:cs="Arial"/>
-          <w:sz w:val="22"/>
-          <w:lang w:val="es-ES"/>
-        </w:rPr>
-      </w:pPr>
-      <w:r>
-        <w:rPr>
-          <w:rFonts w:cs="Arial"/>
-          <w:sz w:val="22"/>
-          <w:lang w:val="es-ES"/>
-        </w:rPr>
-        <w:t>{{</w:t>
-      </w:r>
-      <w:r>
-        <w:rPr>
-          <w:rFonts w:cs="Arial"/>
-          <w:sz w:val="22"/>
-          <w:lang w:val="es-ES"/>
-        </w:rPr>
-        <w:t>Daños_Vehiculo</w:t>
-      </w:r>
-      <w:r>
-        <w:rPr>
-          <w:rFonts w:cs="Arial"/>
-          <w:sz w:val="22"/>
-          <w:lang w:val="es-ES"/>
-        </w:rPr>
-        <w:t>_1}}</w:t>
-      </w:r>
+          <w:b/>
+          <w:bCs/>
+          <w:sz w:val="22"/>
+        </w:rPr>
+      </w:pPr>
     </w:p>
     <w:p>
       <w:pPr>
@@ -2231,8 +2208,33 @@
         <w:rPr>
           <w:rFonts w:cs="Arial"/>
           <w:sz w:val="22"/>
-        </w:rPr>
-      </w:pPr>
+          <w:lang w:val="es-ES"/>
+        </w:rPr>
+      </w:pPr>
+      <w:r>
+        <w:rPr>
+          <w:rFonts w:cs="Arial"/>
+          <w:sz w:val="22"/>
+          <w:lang w:val="es-ES"/>
+        </w:rPr>
+        <w:t>{{</w:t>
+      </w:r>
+      <w:r>
+        <w:rPr>
+          <w:rFonts w:cs="Arial"/>
+          <w:sz w:val="22"/>
+          <w:lang w:val="es-ES"/>
+        </w:rPr>
+        <w:t>Daños_Vehiculo</w:t>
+      </w:r>
+      <w:r>
+        <w:rPr>
+          <w:rFonts w:cs="Arial"/>
+          <w:sz w:val="22"/>
+          <w:lang w:val="es-ES"/>
+        </w:rPr>
+        <w:t>_1}}</w:t>
+      </w:r>
     </w:p>
     <w:p>
       <w:pPr>
@@ -2242,20 +2244,9 @@
         <w:jc w:val="both"/>
         <w:rPr>
           <w:rFonts w:cs="Arial"/>
-          <w:b/>
-          <w:bCs/>
-          <w:sz w:val="22"/>
-        </w:rPr>
-      </w:pPr>
-      <w:r>
-        <w:rPr>
-          <w:rFonts w:cs="Arial"/>
-          <w:b/>
-          <w:bCs/>
-          <w:sz w:val="22"/>
-        </w:rPr>
-        <w:t>DAÑOS VEHÍCULO 02:</w:t>
-      </w:r>
+          <w:sz w:val="22"/>
+        </w:rPr>
+      </w:pPr>
     </w:p>
     <w:p>
       <w:pPr>
@@ -2265,6 +2256,43 @@
         <w:jc w:val="both"/>
         <w:rPr>
           <w:rFonts w:cs="Arial"/>
+          <w:b/>
+          <w:bCs/>
+          <w:sz w:val="22"/>
+        </w:rPr>
+      </w:pPr>
+      <w:r>
+        <w:rPr>
+          <w:rFonts w:cs="Arial"/>
+          <w:b/>
+          <w:bCs/>
+          <w:sz w:val="22"/>
+        </w:rPr>
+        <w:t>DAÑOS VEHÍCULO 02:</w:t>
+      </w:r>
+    </w:p>
+    <w:p>
+      <w:pPr>
+        <w:pStyle w:val="Prrafodelista"/>
+        <w:spacing w:after="0" w:line="240" w:lineRule="auto"/>
+        <w:ind w:left="0"/>
+        <w:jc w:val="both"/>
+        <w:rPr>
+          <w:rFonts w:cs="Arial"/>
+          <w:b/>
+          <w:bCs/>
+          <w:sz w:val="22"/>
+        </w:rPr>
+      </w:pPr>
+    </w:p>
+    <w:p>
+      <w:pPr>
+        <w:pStyle w:val="Prrafodelista"/>
+        <w:spacing w:after="0" w:line="240" w:lineRule="auto"/>
+        <w:ind w:left="0"/>
+        <w:jc w:val="both"/>
+        <w:rPr>
+          <w:rFonts w:cs="Arial"/>
           <w:sz w:val="22"/>
           <w:lang w:val="es-ES"/>
         </w:rPr>
@@ -2413,7 +2441,6 @@
           <w:sz w:val="22"/>
           <w:szCs w:val="22"/>
         </w:rPr>
-        <w:lastRenderedPageBreak/>
         <w:t>ESPACIO RESERVADO COPASO</w:t>
       </w:r>
       <w:r>
